--- a/docs/제출용/종합설계/Product_Backlog_2팀.docx
+++ b/docs/제출용/종합설계/Product_Backlog_2팀.docx
@@ -668,21 +668,8 @@
       <w:pPr>
         <w:pStyle w:val="new1"/>
       </w:pPr>
-      <w:proofErr w:type="gramStart"/>
-      <w:r>
-        <w:t>작성일 /</w:t>
-      </w:r>
-      <w:proofErr w:type="gramEnd"/>
-      <w:r>
-        <w:t xml:space="preserve"> 수정일: 2026/04/</w:t>
-      </w:r>
-      <w:proofErr w:type="gramStart"/>
-      <w:r>
-        <w:t>01 /</w:t>
-      </w:r>
-      <w:proofErr w:type="gramEnd"/>
-      <w:r>
-        <w:t xml:space="preserve"> 2026/04/03</w:t>
+      <w:r>
+        <w:t>작성일 / 수정일: 2026/04/01 / 2026/04/03</w:t>
       </w:r>
     </w:p>
     <w:p>
@@ -723,12 +710,7 @@
     <w:p>
       <w:pPr>
         <w:pStyle w:val="10"/>
-        <w:numPr>
-          <w:ilvl w:val="0"/>
-          <w:numId w:val="0"/>
-        </w:numPr>
         <w:spacing w:before="540" w:after="360"/>
-        <w:ind w:left="425"/>
       </w:pPr>
       <w:r>
         <w:br w:type="page"/>
@@ -899,9 +881,6 @@
     <w:p>
       <w:pPr>
         <w:pStyle w:val="new1"/>
-        <w:rPr>
-          <w:rFonts w:hint="eastAsia"/>
-        </w:rPr>
       </w:pPr>
       <w:r>
         <w:rPr>
@@ -5264,12 +5243,33 @@
         <w:spacing w:before="540" w:after="360"/>
       </w:pPr>
       <w:r>
+        <w:rPr>
+          <w:rFonts w:hint="eastAsia"/>
+        </w:rPr>
+        <w:t>Release Plan</w:t>
+      </w:r>
+    </w:p>
+    <w:p>
+      <w:pPr>
+        <w:pStyle w:val="2"/>
+        <w:spacing w:before="360" w:after="360"/>
+      </w:pPr>
+      <w:r>
+        <w:rPr>
+          <w:rFonts w:hint="eastAsia"/>
+        </w:rPr>
         <w:t xml:space="preserve">Sprint </w:t>
       </w:r>
       <w:r>
+        <w:rPr>
+          <w:rFonts w:hint="eastAsia"/>
+        </w:rPr>
         <w:t>배치</w:t>
       </w:r>
       <w:r>
+        <w:rPr>
+          <w:rFonts w:hint="eastAsia"/>
+        </w:rPr>
         <w:t xml:space="preserve"> Plan</w:t>
       </w:r>
     </w:p>
@@ -5289,6 +5289,24 @@
       </w:r>
       <w:r>
         <w:t>구축</w:t>
+      </w:r>
+      <w:r>
+        <w:rPr>
+          <w:rFonts w:hint="eastAsia"/>
+        </w:rPr>
+        <w:t xml:space="preserve"> </w:t>
+      </w:r>
+      <w:r>
+        <w:rPr>
+          <w:rFonts w:hint="eastAsia"/>
+        </w:rPr>
+        <w:t>및</w:t>
+      </w:r>
+      <w:r>
+        <w:rPr>
+          <w:rFonts w:hint="eastAsia"/>
+        </w:rPr>
+        <w:t xml:space="preserve"> Vertical Slice</w:t>
       </w:r>
     </w:p>
     <w:tbl>
@@ -5574,7 +5592,47 @@
               <w:rPr>
                 <w:rFonts w:ascii="맑은 고딕" w:eastAsia="맑은 고딕" w:hAnsi="맑은 고딕"/>
               </w:rPr>
-              <w:t>US-08 반복 실행과 재현성 확인</w:t>
+              <w:t>US-09 실시간 진행 상태 확인</w:t>
+            </w:r>
+          </w:p>
+        </w:tc>
+        <w:tc>
+          <w:tcPr>
+            <w:tcW w:w="2097" w:type="dxa"/>
+            <w:vAlign w:val="center"/>
+          </w:tcPr>
+          <w:p>
+            <w:pPr>
+              <w:rPr>
+                <w:rFonts w:ascii="맑은 고딕" w:eastAsia="맑은 고딕" w:hAnsi="맑은 고딕"/>
+              </w:rPr>
+            </w:pPr>
+            <w:r>
+              <w:rPr>
+                <w:rFonts w:ascii="맑은 고딕" w:eastAsia="맑은 고딕" w:hAnsi="맑은 고딕"/>
+              </w:rPr>
+              <w:t>3</w:t>
+            </w:r>
+          </w:p>
+        </w:tc>
+      </w:tr>
+      <w:tr>
+        <w:tc>
+          <w:tcPr>
+            <w:tcW w:w="6516" w:type="dxa"/>
+            <w:vAlign w:val="center"/>
+          </w:tcPr>
+          <w:p>
+            <w:pPr>
+              <w:rPr>
+                <w:rFonts w:ascii="맑은 고딕" w:eastAsia="맑은 고딕" w:hAnsi="맑은 고딕"/>
+              </w:rPr>
+            </w:pPr>
+            <w:r>
+              <w:rPr>
+                <w:rFonts w:ascii="맑은 고딕" w:eastAsia="맑은 고딕" w:hAnsi="맑은 고딕"/>
+              </w:rPr>
+              <w:t>US-10 병목·정체 탐지</w:t>
             </w:r>
           </w:p>
         </w:tc>
@@ -5614,7 +5672,7 @@
               <w:rPr>
                 <w:rFonts w:ascii="맑은 고딕" w:eastAsia="맑은 고딕" w:hAnsi="맑은 고딕"/>
               </w:rPr>
-              <w:t>US-09 실시간 진행 상태 확인</w:t>
+              <w:t>US-11 압력 집중 위험 탐지</w:t>
             </w:r>
           </w:p>
         </w:tc>
@@ -5633,7 +5691,7 @@
               <w:rPr>
                 <w:rFonts w:ascii="맑은 고딕" w:eastAsia="맑은 고딕" w:hAnsi="맑은 고딕"/>
               </w:rPr>
-              <w:t>3</w:t>
+              <w:t>8</w:t>
             </w:r>
           </w:p>
         </w:tc>
@@ -5654,7 +5712,7 @@
         <w:pStyle w:val="userstorystyle"/>
       </w:pPr>
       <w:r>
-        <w:t>Sprint 1 합계 = 42 SP</w:t>
+        <w:t>Sprint 1 합계 = 50 SP</w:t>
       </w:r>
     </w:p>
     <w:p>
@@ -5662,7 +5720,7 @@
         <w:pStyle w:val="userstorystyle"/>
       </w:pPr>
       <w:r>
-        <w:t>결과: 도면 입력부터 기본 시나리오 생성, 실행, 반복 실행 확인까지 이어지는 기본 흐름 확보</w:t>
+        <w:t>결과: 도면 입력부터 기준 시나리오 실행과 기본 위험 확인까지 가능한 흐름 확보</w:t>
       </w:r>
     </w:p>
     <w:p>
@@ -5860,7 +5918,7 @@
               <w:rPr>
                 <w:rFonts w:ascii="맑은 고딕" w:eastAsia="맑은 고딕" w:hAnsi="맑은 고딕"/>
               </w:rPr>
-              <w:t>US-10 병목·정체 탐지</w:t>
+              <w:t>US-08 반복 실행과 재현성 확인</w:t>
             </w:r>
           </w:p>
         </w:tc>
@@ -5900,21 +5958,7 @@
               <w:rPr>
                 <w:rFonts w:ascii="맑은 고딕" w:eastAsia="맑은 고딕" w:hAnsi="맑은 고딕"/>
               </w:rPr>
-              <w:t xml:space="preserve">US-15 위험 </w:t>
-            </w:r>
-            <w:proofErr w:type="spellStart"/>
-            <w:r>
-              <w:rPr>
-                <w:rFonts w:ascii="맑은 고딕" w:eastAsia="맑은 고딕" w:hAnsi="맑은 고딕"/>
-              </w:rPr>
-              <w:t>히트맵</w:t>
-            </w:r>
-            <w:proofErr w:type="spellEnd"/>
-            <w:r>
-              <w:rPr>
-                <w:rFonts w:ascii="맑은 고딕" w:eastAsia="맑은 고딕" w:hAnsi="맑은 고딕"/>
-              </w:rPr>
-              <w:t xml:space="preserve"> 시각화</w:t>
+              <w:t>US-15 위험 히트맵 시각화</w:t>
             </w:r>
           </w:p>
         </w:tc>
@@ -5954,6 +5998,7 @@
               <w:rPr>
                 <w:rFonts w:ascii="맑은 고딕" w:eastAsia="맑은 고딕" w:hAnsi="맑은 고딕"/>
               </w:rPr>
+              <w:lastRenderedPageBreak/>
               <w:t>US-16 종료 후 핵심 지표 요약</w:t>
             </w:r>
           </w:p>
@@ -6073,7 +6118,6 @@
               <w:rPr>
                 <w:rFonts w:ascii="맑은 고딕" w:eastAsia="맑은 고딕" w:hAnsi="맑은 고딕"/>
               </w:rPr>
-              <w:lastRenderedPageBreak/>
               <w:t>US-21 결과 내보내기</w:t>
             </w:r>
           </w:p>
@@ -6121,7 +6165,7 @@
         <w:pStyle w:val="userstorystyle"/>
       </w:pPr>
       <w:r>
-        <w:t>결과: 운영 대안 생성, 기본 위험 분석, 결과 저장 및 공유가 가능한 업무 흐름 완성</w:t>
+        <w:t>결과: 운영 조건 변경, 결과 비교, 저장과 공유까지 연결되는 흐름 완성</w:t>
       </w:r>
     </w:p>
     <w:p/>
@@ -6241,7 +6285,7 @@
               <w:rPr>
                 <w:rFonts w:ascii="맑은 고딕" w:eastAsia="맑은 고딕" w:hAnsi="맑은 고딕"/>
               </w:rPr>
-              <w:t>US-11 압력 집중 위험 탐지</w:t>
+              <w:t>US-12 낙상 및 연속 낙상 탐지</w:t>
             </w:r>
           </w:p>
         </w:tc>
@@ -6284,7 +6328,7 @@
               <w:rPr>
                 <w:rFonts w:ascii="맑은 고딕" w:eastAsia="맑은 고딕" w:hAnsi="맑은 고딕"/>
               </w:rPr>
-              <w:t>US-12 낙상 및 연속 낙상 탐지</w:t>
+              <w:t>US-13 역방향·교차 이동 위험 탐지</w:t>
             </w:r>
           </w:p>
         </w:tc>
@@ -6324,7 +6368,7 @@
               <w:rPr>
                 <w:rFonts w:ascii="맑은 고딕" w:eastAsia="맑은 고딕" w:hAnsi="맑은 고딕"/>
               </w:rPr>
-              <w:t>US-13 역방향·교차 이동 위험 탐지</w:t>
+              <w:t>US-14 시야 저하와 길찾기 영향 반영</w:t>
             </w:r>
           </w:p>
         </w:tc>
@@ -6364,21 +6408,7 @@
               <w:rPr>
                 <w:rFonts w:ascii="맑은 고딕" w:eastAsia="맑은 고딕" w:hAnsi="맑은 고딕"/>
               </w:rPr>
-              <w:t xml:space="preserve">US-14 시야 저하와 </w:t>
-            </w:r>
-            <w:proofErr w:type="spellStart"/>
-            <w:r>
-              <w:rPr>
-                <w:rFonts w:ascii="맑은 고딕" w:eastAsia="맑은 고딕" w:hAnsi="맑은 고딕"/>
-              </w:rPr>
-              <w:t>길찾기</w:t>
-            </w:r>
-            <w:proofErr w:type="spellEnd"/>
-            <w:r>
-              <w:rPr>
-                <w:rFonts w:ascii="맑은 고딕" w:eastAsia="맑은 고딕" w:hAnsi="맑은 고딕"/>
-              </w:rPr>
-              <w:t xml:space="preserve"> 영향 반영</w:t>
+              <w:t>US-18 운영 대안 후보 자동 제안</w:t>
             </w:r>
           </w:p>
         </w:tc>
@@ -6418,46 +6448,6 @@
               <w:rPr>
                 <w:rFonts w:ascii="맑은 고딕" w:eastAsia="맑은 고딕" w:hAnsi="맑은 고딕"/>
               </w:rPr>
-              <w:t>US-18 운영 대안 후보 자동 제안</w:t>
-            </w:r>
-          </w:p>
-        </w:tc>
-        <w:tc>
-          <w:tcPr>
-            <w:tcW w:w="2099" w:type="dxa"/>
-            <w:vAlign w:val="center"/>
-          </w:tcPr>
-          <w:p>
-            <w:pPr>
-              <w:rPr>
-                <w:rFonts w:ascii="맑은 고딕" w:eastAsia="맑은 고딕" w:hAnsi="맑은 고딕"/>
-              </w:rPr>
-            </w:pPr>
-            <w:r>
-              <w:rPr>
-                <w:rFonts w:ascii="맑은 고딕" w:eastAsia="맑은 고딕" w:hAnsi="맑은 고딕"/>
-              </w:rPr>
-              <w:t>8</w:t>
-            </w:r>
-          </w:p>
-        </w:tc>
-      </w:tr>
-      <w:tr>
-        <w:tc>
-          <w:tcPr>
-            <w:tcW w:w="6514" w:type="dxa"/>
-            <w:vAlign w:val="center"/>
-          </w:tcPr>
-          <w:p>
-            <w:pPr>
-              <w:rPr>
-                <w:rFonts w:ascii="맑은 고딕" w:eastAsia="맑은 고딕" w:hAnsi="맑은 고딕"/>
-              </w:rPr>
-            </w:pPr>
-            <w:r>
-              <w:rPr>
-                <w:rFonts w:ascii="맑은 고딕" w:eastAsia="맑은 고딕" w:hAnsi="맑은 고딕"/>
-              </w:rPr>
               <w:t>US-19 추천안의 시나리오화 및 근거 검토</w:t>
             </w:r>
           </w:p>
@@ -6498,7 +6488,7 @@
         <w:pStyle w:val="userstorystyle"/>
       </w:pPr>
       <w:r>
-        <w:t>Sprint 3 합계 = 45 SP</w:t>
+        <w:t>Sprint 3 합계 = 37 SP</w:t>
       </w:r>
     </w:p>
     <w:p>
@@ -6506,30 +6496,36 @@
         <w:pStyle w:val="userstorystyle"/>
       </w:pPr>
       <w:r>
-        <w:t xml:space="preserve">결과: </w:t>
-      </w:r>
-      <w:proofErr w:type="spellStart"/>
-      <w:r>
-        <w:t>SafeCrowd</w:t>
-      </w:r>
-      <w:proofErr w:type="spellEnd"/>
-      <w:r>
-        <w:t>의 차별화 포인트인 위험 중심 비교 분석, 추천, 의사결정 지원 기능 완성</w:t>
+        <w:t>결과: 고급 위험 분석과 운영 대안 추천 기능 완성</w:t>
       </w:r>
     </w:p>
     <w:p>
       <w:pPr>
         <w:pStyle w:val="10"/>
+        <w:numPr>
+          <w:ilvl w:val="1"/>
+          <w:numId w:val="52"/>
+        </w:numPr>
         <w:spacing w:before="540" w:after="360"/>
+        <w:rPr>
+          <w:sz w:val="32"/>
+          <w:szCs w:val="22"/>
+        </w:rPr>
       </w:pPr>
       <w:bookmarkStart w:id="9" w:name="_Toc221730067"/>
       <w:r>
         <w:rPr>
           <w:rFonts w:hint="eastAsia"/>
+          <w:sz w:val="32"/>
+          <w:szCs w:val="22"/>
         </w:rPr>
         <w:t>R</w:t>
       </w:r>
       <w:r>
+        <w:rPr>
+          <w:sz w:val="32"/>
+          <w:szCs w:val="22"/>
+        </w:rPr>
         <w:t>elease Plan</w:t>
       </w:r>
       <w:bookmarkEnd w:id="9"/>
@@ -6707,7 +6703,7 @@
               <w:rPr>
                 <w:rFonts w:ascii="맑은 고딕" w:eastAsia="맑은 고딕" w:hAnsi="맑은 고딕"/>
               </w:rPr>
-              <w:t>42</w:t>
+              <w:t>50</w:t>
             </w:r>
           </w:p>
         </w:tc>
@@ -6733,7 +6729,7 @@
               <w:rPr>
                 <w:rFonts w:ascii="맑은 고딕" w:eastAsia="맑은 고딕" w:hAnsi="맑은 고딕"/>
               </w:rPr>
-              <w:t>32.6%</w:t>
+              <w:t>38.8%</w:t>
             </w:r>
           </w:p>
         </w:tc>
@@ -6758,7 +6754,7 @@
               <w:rPr>
                 <w:rFonts w:ascii="맑은 고딕" w:eastAsia="맑은 고딕" w:hAnsi="맑은 고딕"/>
               </w:rPr>
-              <w:t>입력 및 실행 기반 확보</w:t>
+              <w:t>입력, 실행, 기본 위험 분석 가능</w:t>
             </w:r>
           </w:p>
         </w:tc>
@@ -6899,7 +6895,7 @@
               <w:rPr>
                 <w:rFonts w:ascii="맑은 고딕" w:eastAsia="맑은 고딕" w:hAnsi="맑은 고딕"/>
               </w:rPr>
-              <w:t>45</w:t>
+              <w:t>37</w:t>
             </w:r>
           </w:p>
         </w:tc>
@@ -6922,7 +6918,7 @@
               <w:rPr>
                 <w:rFonts w:ascii="맑은 고딕" w:eastAsia="맑은 고딕" w:hAnsi="맑은 고딕"/>
               </w:rPr>
-              <w:t>34.8%</w:t>
+              <w:t>28.7%</w:t>
             </w:r>
           </w:p>
         </w:tc>
@@ -6944,7 +6940,7 @@
               <w:rPr>
                 <w:rFonts w:ascii="맑은 고딕" w:eastAsia="맑은 고딕" w:hAnsi="맑은 고딕"/>
               </w:rPr>
-              <w:t>고급 위험 분석, 비교, 추천 지원 완성</w:t>
+              <w:t>고급 위험 분석과 추천 지원 완성</w:t>
             </w:r>
           </w:p>
         </w:tc>
@@ -7037,7 +7033,7 @@
               <w:rPr>
                 <w:rFonts w:ascii="맑은 고딕" w:eastAsia="맑은 고딕" w:hAnsi="맑은 고딕"/>
               </w:rPr>
-              <w:t>제출 가능한 프로토타입 완성</w:t>
+              <w:t>완성</w:t>
             </w:r>
           </w:p>
         </w:tc>
@@ -11119,7 +11115,7 @@
   <w:abstractNum w:abstractNumId="26" w15:restartNumberingAfterBreak="0">
     <w:nsid w:val="4AD3465F"/>
     <w:multiLevelType w:val="multilevel"/>
-    <w:tmpl w:val="F5E4CF9E"/>
+    <w:tmpl w:val="A5C89424"/>
     <w:lvl w:ilvl="0">
       <w:start w:val="1"/>
       <w:numFmt w:val="bullet"/>
@@ -11153,20 +11149,16 @@
         <w:sz w:val="20"/>
       </w:rPr>
     </w:lvl>
-    <w:lvl w:ilvl="2" w:tentative="1">
-      <w:start w:val="1"/>
-      <w:numFmt w:val="bullet"/>
-      <w:lvlText w:val=""/>
-      <w:lvlJc w:val="left"/>
-      <w:pPr>
-        <w:tabs>
-          <w:tab w:val="num" w:pos="2160"/>
-        </w:tabs>
-        <w:ind w:left="2160" w:hanging="360"/>
-      </w:pPr>
-      <w:rPr>
-        <w:rFonts w:ascii="Wingdings" w:hAnsi="Wingdings" w:hint="default"/>
-        <w:sz w:val="20"/>
+    <w:lvl w:ilvl="2">
+      <w:start w:val="42"/>
+      <w:numFmt w:val="decimal"/>
+      <w:lvlText w:val="%3"/>
+      <w:lvlJc w:val="left"/>
+      <w:pPr>
+        <w:ind w:left="2208" w:hanging="408"/>
+      </w:pPr>
+      <w:rPr>
+        <w:rFonts w:hint="default"/>
       </w:rPr>
     </w:lvl>
     <w:lvl w:ilvl="3" w:tentative="1">
@@ -12392,6 +12384,119 @@
     </w:lvl>
   </w:abstractNum>
   <w:abstractNum w:abstractNumId="35" w15:restartNumberingAfterBreak="0">
+    <w:nsid w:val="609B6ACE"/>
+    <w:multiLevelType w:val="multilevel"/>
+    <w:tmpl w:val="403A808C"/>
+    <w:lvl w:ilvl="0">
+      <w:start w:val="4"/>
+      <w:numFmt w:val="decimal"/>
+      <w:lvlText w:val="%1"/>
+      <w:lvlJc w:val="left"/>
+      <w:pPr>
+        <w:ind w:left="504" w:hanging="504"/>
+      </w:pPr>
+      <w:rPr>
+        <w:rFonts w:hint="default"/>
+      </w:rPr>
+    </w:lvl>
+    <w:lvl w:ilvl="1">
+      <w:start w:val="2"/>
+      <w:numFmt w:val="decimal"/>
+      <w:lvlText w:val="%1.%2"/>
+      <w:lvlJc w:val="left"/>
+      <w:pPr>
+        <w:ind w:left="720" w:hanging="720"/>
+      </w:pPr>
+      <w:rPr>
+        <w:rFonts w:hint="default"/>
+      </w:rPr>
+    </w:lvl>
+    <w:lvl w:ilvl="2">
+      <w:start w:val="1"/>
+      <w:numFmt w:val="decimal"/>
+      <w:lvlText w:val="%1.%2.%3"/>
+      <w:lvlJc w:val="left"/>
+      <w:pPr>
+        <w:ind w:left="1080" w:hanging="1080"/>
+      </w:pPr>
+      <w:rPr>
+        <w:rFonts w:hint="default"/>
+      </w:rPr>
+    </w:lvl>
+    <w:lvl w:ilvl="3">
+      <w:start w:val="1"/>
+      <w:numFmt w:val="decimal"/>
+      <w:lvlText w:val="%1.%2.%3.%4"/>
+      <w:lvlJc w:val="left"/>
+      <w:pPr>
+        <w:ind w:left="1440" w:hanging="1440"/>
+      </w:pPr>
+      <w:rPr>
+        <w:rFonts w:hint="default"/>
+      </w:rPr>
+    </w:lvl>
+    <w:lvl w:ilvl="4">
+      <w:start w:val="1"/>
+      <w:numFmt w:val="decimal"/>
+      <w:lvlText w:val="%1.%2.%3.%4.%5"/>
+      <w:lvlJc w:val="left"/>
+      <w:pPr>
+        <w:ind w:left="1440" w:hanging="1440"/>
+      </w:pPr>
+      <w:rPr>
+        <w:rFonts w:hint="default"/>
+      </w:rPr>
+    </w:lvl>
+    <w:lvl w:ilvl="5">
+      <w:start w:val="1"/>
+      <w:numFmt w:val="decimal"/>
+      <w:lvlText w:val="%1.%2.%3.%4.%5.%6"/>
+      <w:lvlJc w:val="left"/>
+      <w:pPr>
+        <w:ind w:left="1800" w:hanging="1800"/>
+      </w:pPr>
+      <w:rPr>
+        <w:rFonts w:hint="default"/>
+      </w:rPr>
+    </w:lvl>
+    <w:lvl w:ilvl="6">
+      <w:start w:val="1"/>
+      <w:numFmt w:val="decimal"/>
+      <w:lvlText w:val="%1.%2.%3.%4.%5.%6.%7"/>
+      <w:lvlJc w:val="left"/>
+      <w:pPr>
+        <w:ind w:left="2160" w:hanging="2160"/>
+      </w:pPr>
+      <w:rPr>
+        <w:rFonts w:hint="default"/>
+      </w:rPr>
+    </w:lvl>
+    <w:lvl w:ilvl="7">
+      <w:start w:val="1"/>
+      <w:numFmt w:val="decimal"/>
+      <w:lvlText w:val="%1.%2.%3.%4.%5.%6.%7.%8"/>
+      <w:lvlJc w:val="left"/>
+      <w:pPr>
+        <w:ind w:left="2520" w:hanging="2520"/>
+      </w:pPr>
+      <w:rPr>
+        <w:rFonts w:hint="default"/>
+      </w:rPr>
+    </w:lvl>
+    <w:lvl w:ilvl="8">
+      <w:start w:val="1"/>
+      <w:numFmt w:val="decimal"/>
+      <w:lvlText w:val="%1.%2.%3.%4.%5.%6.%7.%8.%9"/>
+      <w:lvlJc w:val="left"/>
+      <w:pPr>
+        <w:ind w:left="2880" w:hanging="2880"/>
+      </w:pPr>
+      <w:rPr>
+        <w:rFonts w:hint="default"/>
+      </w:rPr>
+    </w:lvl>
+  </w:abstractNum>
+  <w:abstractNum w:abstractNumId="36" w15:restartNumberingAfterBreak="0">
     <w:nsid w:val="633A79DF"/>
     <w:multiLevelType w:val="multilevel"/>
     <w:tmpl w:val="AE14A042"/>
@@ -12540,7 +12645,7 @@
       </w:rPr>
     </w:lvl>
   </w:abstractNum>
-  <w:abstractNum w:abstractNumId="36" w15:restartNumberingAfterBreak="0">
+  <w:abstractNum w:abstractNumId="37" w15:restartNumberingAfterBreak="0">
     <w:nsid w:val="64F6712E"/>
     <w:multiLevelType w:val="multilevel"/>
     <w:tmpl w:val="9D74E382"/>
@@ -12689,7 +12794,7 @@
       </w:rPr>
     </w:lvl>
   </w:abstractNum>
-  <w:abstractNum w:abstractNumId="37" w15:restartNumberingAfterBreak="0">
+  <w:abstractNum w:abstractNumId="38" w15:restartNumberingAfterBreak="0">
     <w:nsid w:val="673A5FB9"/>
     <w:multiLevelType w:val="multilevel"/>
     <w:tmpl w:val="9D74E382"/>
@@ -12838,7 +12943,7 @@
       </w:rPr>
     </w:lvl>
   </w:abstractNum>
-  <w:abstractNum w:abstractNumId="38" w15:restartNumberingAfterBreak="0">
+  <w:abstractNum w:abstractNumId="39" w15:restartNumberingAfterBreak="0">
     <w:nsid w:val="67AF034A"/>
     <w:multiLevelType w:val="multilevel"/>
     <w:tmpl w:val="9D74E382"/>
@@ -12987,7 +13092,7 @@
       </w:rPr>
     </w:lvl>
   </w:abstractNum>
-  <w:abstractNum w:abstractNumId="39" w15:restartNumberingAfterBreak="0">
+  <w:abstractNum w:abstractNumId="40" w15:restartNumberingAfterBreak="0">
     <w:nsid w:val="6B2234A7"/>
     <w:multiLevelType w:val="multilevel"/>
     <w:tmpl w:val="AE14A042"/>
@@ -13136,7 +13241,7 @@
       </w:rPr>
     </w:lvl>
   </w:abstractNum>
-  <w:abstractNum w:abstractNumId="40" w15:restartNumberingAfterBreak="0">
+  <w:abstractNum w:abstractNumId="41" w15:restartNumberingAfterBreak="0">
     <w:nsid w:val="6B933570"/>
     <w:multiLevelType w:val="multilevel"/>
     <w:tmpl w:val="AE14A042"/>
@@ -13285,7 +13390,7 @@
       </w:rPr>
     </w:lvl>
   </w:abstractNum>
-  <w:abstractNum w:abstractNumId="41" w15:restartNumberingAfterBreak="0">
+  <w:abstractNum w:abstractNumId="42" w15:restartNumberingAfterBreak="0">
     <w:nsid w:val="6D605D06"/>
     <w:multiLevelType w:val="multilevel"/>
     <w:tmpl w:val="DC24EFF2"/>
@@ -13434,7 +13539,7 @@
       </w:rPr>
     </w:lvl>
   </w:abstractNum>
-  <w:abstractNum w:abstractNumId="42" w15:restartNumberingAfterBreak="0">
+  <w:abstractNum w:abstractNumId="43" w15:restartNumberingAfterBreak="0">
     <w:nsid w:val="6E521EB7"/>
     <w:multiLevelType w:val="multilevel"/>
     <w:tmpl w:val="394A2650"/>
@@ -13583,7 +13688,7 @@
       </w:rPr>
     </w:lvl>
   </w:abstractNum>
-  <w:abstractNum w:abstractNumId="43" w15:restartNumberingAfterBreak="0">
+  <w:abstractNum w:abstractNumId="44" w15:restartNumberingAfterBreak="0">
     <w:nsid w:val="725B6E0F"/>
     <w:multiLevelType w:val="multilevel"/>
     <w:tmpl w:val="F8A09476"/>
@@ -13732,7 +13837,7 @@
       </w:rPr>
     </w:lvl>
   </w:abstractNum>
-  <w:abstractNum w:abstractNumId="44" w15:restartNumberingAfterBreak="0">
+  <w:abstractNum w:abstractNumId="45" w15:restartNumberingAfterBreak="0">
     <w:nsid w:val="73B6613F"/>
     <w:multiLevelType w:val="hybridMultilevel"/>
     <w:tmpl w:val="C9B0E86E"/>
@@ -13849,7 +13954,7 @@
       </w:pPr>
     </w:lvl>
   </w:abstractNum>
-  <w:abstractNum w:abstractNumId="45" w15:restartNumberingAfterBreak="0">
+  <w:abstractNum w:abstractNumId="46" w15:restartNumberingAfterBreak="0">
     <w:nsid w:val="74AD5A97"/>
     <w:multiLevelType w:val="multilevel"/>
     <w:tmpl w:val="9D74E382"/>
@@ -13998,7 +14103,7 @@
       </w:rPr>
     </w:lvl>
   </w:abstractNum>
-  <w:abstractNum w:abstractNumId="46" w15:restartNumberingAfterBreak="0">
+  <w:abstractNum w:abstractNumId="47" w15:restartNumberingAfterBreak="0">
     <w:nsid w:val="75D6668E"/>
     <w:multiLevelType w:val="multilevel"/>
     <w:tmpl w:val="42AAC9CE"/>
@@ -14140,7 +14245,7 @@
       </w:rPr>
     </w:lvl>
   </w:abstractNum>
-  <w:abstractNum w:abstractNumId="47" w15:restartNumberingAfterBreak="0">
+  <w:abstractNum w:abstractNumId="48" w15:restartNumberingAfterBreak="0">
     <w:nsid w:val="78187079"/>
     <w:multiLevelType w:val="multilevel"/>
     <w:tmpl w:val="AE14A042"/>
@@ -14289,7 +14394,7 @@
       </w:rPr>
     </w:lvl>
   </w:abstractNum>
-  <w:abstractNum w:abstractNumId="48" w15:restartNumberingAfterBreak="0">
+  <w:abstractNum w:abstractNumId="49" w15:restartNumberingAfterBreak="0">
     <w:nsid w:val="79FF0B6D"/>
     <w:multiLevelType w:val="multilevel"/>
     <w:tmpl w:val="9D74E382"/>
@@ -14438,7 +14543,7 @@
       </w:rPr>
     </w:lvl>
   </w:abstractNum>
-  <w:abstractNum w:abstractNumId="49" w15:restartNumberingAfterBreak="0">
+  <w:abstractNum w:abstractNumId="50" w15:restartNumberingAfterBreak="0">
     <w:nsid w:val="7A18387C"/>
     <w:multiLevelType w:val="multilevel"/>
     <w:tmpl w:val="AE14A042"/>
@@ -14587,7 +14692,7 @@
       </w:rPr>
     </w:lvl>
   </w:abstractNum>
-  <w:abstractNum w:abstractNumId="50" w15:restartNumberingAfterBreak="0">
+  <w:abstractNum w:abstractNumId="51" w15:restartNumberingAfterBreak="0">
     <w:nsid w:val="7C5465F6"/>
     <w:multiLevelType w:val="multilevel"/>
     <w:tmpl w:val="D63086A8"/>
@@ -14737,7 +14842,7 @@
     </w:lvl>
   </w:abstractNum>
   <w:num w:numId="1" w16cid:durableId="2041085582">
-    <w:abstractNumId w:val="46"/>
+    <w:abstractNumId w:val="47"/>
   </w:num>
   <w:num w:numId="2" w16cid:durableId="1828476135">
     <w:abstractNumId w:val="34"/>
@@ -14746,7 +14851,7 @@
     <w:abstractNumId w:val="27"/>
   </w:num>
   <w:num w:numId="4" w16cid:durableId="1788887004">
-    <w:abstractNumId w:val="44"/>
+    <w:abstractNumId w:val="45"/>
   </w:num>
   <w:num w:numId="5" w16cid:durableId="1949242170">
     <w:abstractNumId w:val="26"/>
@@ -14767,13 +14872,13 @@
     <w:abstractNumId w:val="14"/>
   </w:num>
   <w:num w:numId="11" w16cid:durableId="169416840">
-    <w:abstractNumId w:val="50"/>
+    <w:abstractNumId w:val="51"/>
   </w:num>
   <w:num w:numId="12" w16cid:durableId="1821456432">
     <w:abstractNumId w:val="23"/>
   </w:num>
   <w:num w:numId="13" w16cid:durableId="804539674">
-    <w:abstractNumId w:val="42"/>
+    <w:abstractNumId w:val="43"/>
   </w:num>
   <w:num w:numId="14" w16cid:durableId="1559364508">
     <w:abstractNumId w:val="6"/>
@@ -14785,7 +14890,7 @@
     <w:abstractNumId w:val="20"/>
   </w:num>
   <w:num w:numId="17" w16cid:durableId="1455832934">
-    <w:abstractNumId w:val="43"/>
+    <w:abstractNumId w:val="44"/>
   </w:num>
   <w:num w:numId="18" w16cid:durableId="960838070">
     <w:abstractNumId w:val="2"/>
@@ -14812,16 +14917,16 @@
     <w:abstractNumId w:val="17"/>
   </w:num>
   <w:num w:numId="26" w16cid:durableId="584386016">
-    <w:abstractNumId w:val="41"/>
+    <w:abstractNumId w:val="42"/>
   </w:num>
   <w:num w:numId="27" w16cid:durableId="1036855847">
-    <w:abstractNumId w:val="36"/>
+    <w:abstractNumId w:val="37"/>
   </w:num>
   <w:num w:numId="28" w16cid:durableId="375546345">
-    <w:abstractNumId w:val="37"/>
+    <w:abstractNumId w:val="38"/>
   </w:num>
   <w:num w:numId="29" w16cid:durableId="1012074272">
-    <w:abstractNumId w:val="45"/>
+    <w:abstractNumId w:val="46"/>
   </w:num>
   <w:num w:numId="30" w16cid:durableId="634793935">
     <w:abstractNumId w:val="25"/>
@@ -14839,10 +14944,10 @@
     <w:abstractNumId w:val="28"/>
   </w:num>
   <w:num w:numId="35" w16cid:durableId="515965507">
-    <w:abstractNumId w:val="38"/>
+    <w:abstractNumId w:val="39"/>
   </w:num>
   <w:num w:numId="36" w16cid:durableId="736169223">
-    <w:abstractNumId w:val="48"/>
+    <w:abstractNumId w:val="49"/>
   </w:num>
   <w:num w:numId="37" w16cid:durableId="720253782">
     <w:abstractNumId w:val="11"/>
@@ -14851,7 +14956,7 @@
     <w:abstractNumId w:val="24"/>
   </w:num>
   <w:num w:numId="39" w16cid:durableId="623271020">
-    <w:abstractNumId w:val="35"/>
+    <w:abstractNumId w:val="36"/>
   </w:num>
   <w:num w:numId="40" w16cid:durableId="1665208908">
     <w:abstractNumId w:val="21"/>
@@ -14863,19 +14968,19 @@
     <w:abstractNumId w:val="1"/>
   </w:num>
   <w:num w:numId="43" w16cid:durableId="458570191">
-    <w:abstractNumId w:val="39"/>
+    <w:abstractNumId w:val="40"/>
   </w:num>
   <w:num w:numId="44" w16cid:durableId="1224951722">
-    <w:abstractNumId w:val="49"/>
+    <w:abstractNumId w:val="50"/>
   </w:num>
   <w:num w:numId="45" w16cid:durableId="370346181">
     <w:abstractNumId w:val="3"/>
   </w:num>
   <w:num w:numId="46" w16cid:durableId="456488696">
-    <w:abstractNumId w:val="40"/>
+    <w:abstractNumId w:val="41"/>
   </w:num>
   <w:num w:numId="47" w16cid:durableId="1168787506">
-    <w:abstractNumId w:val="47"/>
+    <w:abstractNumId w:val="48"/>
   </w:num>
   <w:num w:numId="48" w16cid:durableId="1268268109">
     <w:abstractNumId w:val="12"/>
@@ -14888,6 +14993,9 @@
   </w:num>
   <w:num w:numId="51" w16cid:durableId="108863273">
     <w:abstractNumId w:val="29"/>
+  </w:num>
+  <w:num w:numId="52" w16cid:durableId="1868444186">
+    <w:abstractNumId w:val="35"/>
   </w:num>
   <w:numIdMacAtCleanup w:val="24"/>
 </w:numbering>
@@ -16076,7 +16184,7 @@
       <w:textAlignment w:val="baseline"/>
     </w:pPr>
     <w:rPr>
-      <w:rFonts w:ascii="HCR Batang" w:eastAsia="굴림" w:hAnsi="굴림" w:cs="굴림"/>
+      <w:rFonts w:ascii="함초롬바탕" w:eastAsia="굴림" w:hAnsi="굴림" w:cs="굴림"/>
       <w:color w:val="000000"/>
       <w:kern w:val="0"/>
       <w:szCs w:val="20"/>

--- a/docs/제출용/종합설계/Product_Backlog_2팀.docx
+++ b/docs/제출용/종합설계/Product_Backlog_2팀.docx
@@ -123,7 +123,7 @@
               <w:rPr>
                 <w:rFonts w:ascii="맑은 고딕" w:eastAsia="맑은 고딕" w:hAnsi="맑은 고딕"/>
               </w:rPr>
-              <w:t>: ECS 게임 엔진 기반 군중 행동 시뮬레이션 및 의사결정 지원 시스템</w:t>
+              <w:t>: 군중 안전 시뮬레이터</w:t>
             </w:r>
           </w:p>
         </w:tc>
@@ -653,7 +653,7 @@
       </w:r>
       <w:proofErr w:type="spellEnd"/>
       <w:r>
-        <w:t>: ECS 게임 엔진 기반 군중 행동 시뮬레이션 및 의사결정 지원 시스템</w:t>
+        <w:t>: 군중 안전 시뮬레이터</w:t>
       </w:r>
     </w:p>
     <w:p>

--- a/docs/제출용/종합설계/Product_Backlog_2팀.docx
+++ b/docs/제출용/종합설계/Product_Backlog_2팀.docx
@@ -111,19 +111,11 @@
                 <w:rFonts w:ascii="맑은 고딕" w:eastAsia="맑은 고딕" w:hAnsi="맑은 고딕"/>
               </w:rPr>
             </w:pPr>
-            <w:proofErr w:type="spellStart"/>
             <w:r>
               <w:rPr>
                 <w:rFonts w:ascii="맑은 고딕" w:eastAsia="맑은 고딕" w:hAnsi="맑은 고딕"/>
               </w:rPr>
-              <w:t>SafeCrowd</w:t>
-            </w:r>
-            <w:proofErr w:type="spellEnd"/>
-            <w:r>
-              <w:rPr>
-                <w:rFonts w:ascii="맑은 고딕" w:eastAsia="맑은 고딕" w:hAnsi="맑은 고딕"/>
-              </w:rPr>
-              <w:t>: 군중 안전 시뮬레이터</w:t>
+              <w:t>SafeCrowd: 군중 안전 시뮬레이터</w:t>
             </w:r>
           </w:p>
         </w:tc>
@@ -201,16 +193,8 @@
         <w:rPr>
           <w:rFonts w:ascii="맑은 고딕" w:eastAsia="맑은 고딕" w:hAnsi="맑은 고딕"/>
         </w:rPr>
-        <w:t xml:space="preserve">202202546 </w:t>
-      </w:r>
-      <w:proofErr w:type="spellStart"/>
-      <w:r>
-        <w:rPr>
-          <w:rFonts w:ascii="맑은 고딕" w:eastAsia="맑은 고딕" w:hAnsi="맑은 고딕"/>
-        </w:rPr>
-        <w:t>금소현</w:t>
-      </w:r>
-      <w:proofErr w:type="spellEnd"/>
+        <w:t>202202546 금소현</w:t>
+      </w:r>
     </w:p>
     <w:p>
       <w:pPr>
@@ -521,6 +505,12 @@
                 <w:rFonts w:ascii="맑은 고딕" w:eastAsia="맑은 고딕" w:hAnsi="맑은 고딕"/>
               </w:rPr>
             </w:pPr>
+            <w:r>
+              <w:rPr>
+                <w:rFonts w:ascii="맑은 고딕" w:eastAsia="맑은 고딕" w:hAnsi="맑은 고딕" w:hint="eastAsia"/>
+              </w:rPr>
+              <w:t>3</w:t>
+            </w:r>
           </w:p>
         </w:tc>
         <w:tc>
@@ -533,6 +523,12 @@
                 <w:rFonts w:ascii="맑은 고딕" w:eastAsia="맑은 고딕" w:hAnsi="맑은 고딕"/>
               </w:rPr>
             </w:pPr>
+            <w:r>
+              <w:rPr>
+                <w:rFonts w:ascii="맑은 고딕" w:eastAsia="맑은 고딕" w:hAnsi="맑은 고딕" w:hint="eastAsia"/>
+              </w:rPr>
+              <w:t>2026/04/10</w:t>
+            </w:r>
           </w:p>
         </w:tc>
         <w:tc>
@@ -545,6 +541,12 @@
                 <w:rFonts w:ascii="맑은 고딕" w:eastAsia="맑은 고딕" w:hAnsi="맑은 고딕"/>
               </w:rPr>
             </w:pPr>
+            <w:r>
+              <w:rPr>
+                <w:rFonts w:ascii="맑은 고딕" w:eastAsia="맑은 고딕" w:hAnsi="맑은 고딕" w:hint="eastAsia"/>
+              </w:rPr>
+              <w:t>교수님 피드백 반영 및 구현 내용 추가</w:t>
+            </w:r>
           </w:p>
         </w:tc>
         <w:tc>
@@ -557,6 +559,12 @@
                 <w:rFonts w:ascii="맑은 고딕" w:eastAsia="맑은 고딕" w:hAnsi="맑은 고딕"/>
               </w:rPr>
             </w:pPr>
+            <w:r>
+              <w:rPr>
+                <w:rFonts w:ascii="맑은 고딕" w:eastAsia="맑은 고딕" w:hAnsi="맑은 고딕" w:hint="eastAsia"/>
+              </w:rPr>
+              <w:t>김학찬</w:t>
+            </w:r>
           </w:p>
         </w:tc>
       </w:tr>
@@ -645,15 +653,7 @@
         <w:pStyle w:val="new1"/>
       </w:pPr>
       <w:r>
-        <w:t xml:space="preserve">Project Name: </w:t>
-      </w:r>
-      <w:proofErr w:type="spellStart"/>
-      <w:r>
-        <w:t>SafeCrowd</w:t>
-      </w:r>
-      <w:proofErr w:type="spellEnd"/>
-      <w:r>
-        <w:t>: 군중 안전 시뮬레이터</w:t>
+        <w:t>Project Name: SafeCrowd: 군중 안전 시뮬레이터</w:t>
       </w:r>
     </w:p>
     <w:p>
@@ -696,15 +696,7 @@
         </w:rPr>
       </w:pPr>
       <w:r>
-        <w:t xml:space="preserve">팀원: 은민수, 김준용, </w:t>
-      </w:r>
-      <w:proofErr w:type="spellStart"/>
-      <w:r>
-        <w:t>금소현</w:t>
-      </w:r>
-      <w:proofErr w:type="spellEnd"/>
-      <w:r>
-        <w:t>, 김학찬</w:t>
+        <w:t>팀원: 은민수, 김준용, 금소현, 김학찬</w:t>
       </w:r>
     </w:p>
     <w:p>
@@ -757,99 +749,63 @@
           <w:rFonts w:ascii="맑은 고딕" w:eastAsia="맑은 고딕" w:hAnsi="맑은 고딕"/>
         </w:rPr>
       </w:pPr>
-      <w:proofErr w:type="spellStart"/>
       <w:r>
         <w:rPr>
           <w:rFonts w:ascii="맑은 고딕" w:eastAsia="맑은 고딕" w:hAnsi="맑은 고딕"/>
         </w:rPr>
-        <w:t>SafeCrowd</w:t>
-      </w:r>
-      <w:proofErr w:type="spellEnd"/>
-      <w:r>
+        <w:t>SafeCrowd는 건물 관리자, 행사장 운영자, 안전관리자, 건축·공간 설계자, 재난 대응 담당자가 실제 공간 구조를 반영한 군중 이동 시뮬레이션을 직접 구성하고 비교할 수 있게 하는 데스크톱 시스템이다.</w:t>
+      </w:r>
+    </w:p>
+    <w:p>
+      <w:pPr>
         <w:rPr>
           <w:rFonts w:ascii="맑은 고딕" w:eastAsia="맑은 고딕" w:hAnsi="맑은 고딕"/>
         </w:rPr>
-        <w:t>는 건물 관리자, 행사장 운영자, 안전관리자, 건축·공간 설계자, 재난 대응 담당자가 실제 공간 구조를 반영한 군중 이동 시뮬레이션을 직접 구성하고 비교할 수 있게 하는 데스크톱 시스템이다.</w:t>
-      </w:r>
-    </w:p>
-    <w:p>
-      <w:pPr>
+      </w:pPr>
+      <w:r>
         <w:rPr>
           <w:rFonts w:ascii="맑은 고딕" w:eastAsia="맑은 고딕" w:hAnsi="맑은 고딕"/>
         </w:rPr>
-      </w:pPr>
-      <w:r>
+        <w:t>이 시스템은 실제 훈련을 반복하기 어려운 상황에서 병목, 정체, 압력 집중, 낙상, 역방향·교차 흐름, 탈출 지연 같은 위험을 사전에 식별하도록 돕는다.</w:t>
+      </w:r>
+    </w:p>
+    <w:p>
+      <w:pPr>
         <w:rPr>
           <w:rFonts w:ascii="맑은 고딕" w:eastAsia="맑은 고딕" w:hAnsi="맑은 고딕"/>
         </w:rPr>
-        <w:t>이 시스템은 실제 훈련을 반복하기 어려운 상황에서 병목, 정체, 압력 집중, 낙상, 역방향·교차 흐름, 탈출 지연 같은 위험을 사전에 식별하도록 돕는다.</w:t>
-      </w:r>
-    </w:p>
-    <w:p>
-      <w:pPr>
+      </w:pPr>
+      <w:r>
         <w:rPr>
           <w:rFonts w:ascii="맑은 고딕" w:eastAsia="맑은 고딕" w:hAnsi="맑은 고딕"/>
         </w:rPr>
-      </w:pPr>
-      <w:r>
+        <w:t>사용자는 DXF 등으로부터 공간 구조를 불러오고, 출구 개방·폐쇄, 통제 구역, 순차 퇴장, 시야 저하 같은 운영 조건을 손쉽게 바꿔 여러 대안 시나리오를 만든다.</w:t>
+      </w:r>
+    </w:p>
+    <w:p>
+      <w:pPr>
         <w:rPr>
           <w:rFonts w:ascii="맑은 고딕" w:eastAsia="맑은 고딕" w:hAnsi="맑은 고딕"/>
         </w:rPr>
-        <w:t>사용자는 DXF 등으로부터 공간 구조를 불러오고, 출구 개방·폐쇄, 통제 구역, 순차 퇴장, 시야 저하 같은 운영 조건을 손쉽게 바꿔 여러 대안 시나리오를 만든다.</w:t>
-      </w:r>
-    </w:p>
-    <w:p>
-      <w:pPr>
+      </w:pPr>
+      <w:r>
         <w:rPr>
           <w:rFonts w:ascii="맑은 고딕" w:eastAsia="맑은 고딕" w:hAnsi="맑은 고딕"/>
         </w:rPr>
-      </w:pPr>
-      <w:r>
+        <w:t>시스템은 각 시나리오를 반복 가능하게 실행하고, 위험 히트맵과 핵심 안전 지표를 통해 어떤 운영안과 설계안이 더 안전한지 비교 가능한 근거를 제공한다. 또한 분석 결과를 바탕으로 출구 추가 개방, 순차 퇴장, 통제 구역 재설정, 일방통행 전환 같은 운영 대안 후보를 우선순위와 근거와 함께 제안한다.</w:t>
+      </w:r>
+    </w:p>
+    <w:p>
+      <w:pPr>
         <w:rPr>
           <w:rFonts w:ascii="맑은 고딕" w:eastAsia="맑은 고딕" w:hAnsi="맑은 고딕"/>
         </w:rPr>
-        <w:t xml:space="preserve">시스템은 각 시나리오를 반복 가능하게 실행하고, 위험 </w:t>
-      </w:r>
-      <w:proofErr w:type="spellStart"/>
+      </w:pPr>
       <w:r>
         <w:rPr>
           <w:rFonts w:ascii="맑은 고딕" w:eastAsia="맑은 고딕" w:hAnsi="맑은 고딕"/>
         </w:rPr>
-        <w:t>히트맵과</w:t>
-      </w:r>
-      <w:proofErr w:type="spellEnd"/>
-      <w:r>
-        <w:rPr>
-          <w:rFonts w:ascii="맑은 고딕" w:eastAsia="맑은 고딕" w:hAnsi="맑은 고딕"/>
-        </w:rPr>
-        <w:t xml:space="preserve"> 핵심 안전 지표를 통해 어떤 운영안과 설계안이 더 안전한지 비교 가능한 근거를 제공한다. 또한 분석 결과를 바탕으로 출구 추가 개방, 순차 퇴장, 통제 구역 재설정, 일방통행 전환 같은 운영 대안 후보를 우선순위와 근거와 함께 제안한다.</w:t>
-      </w:r>
-    </w:p>
-    <w:p>
-      <w:pPr>
-        <w:rPr>
-          <w:rFonts w:ascii="맑은 고딕" w:eastAsia="맑은 고딕" w:hAnsi="맑은 고딕"/>
-        </w:rPr>
-      </w:pPr>
-      <w:r>
-        <w:rPr>
-          <w:rFonts w:ascii="맑은 고딕" w:eastAsia="맑은 고딕" w:hAnsi="맑은 고딕"/>
-        </w:rPr>
-        <w:t xml:space="preserve">궁극적으로 </w:t>
-      </w:r>
-      <w:proofErr w:type="spellStart"/>
-      <w:r>
-        <w:rPr>
-          <w:rFonts w:ascii="맑은 고딕" w:eastAsia="맑은 고딕" w:hAnsi="맑은 고딕"/>
-        </w:rPr>
-        <w:t>SafeCrowd</w:t>
-      </w:r>
-      <w:proofErr w:type="spellEnd"/>
-      <w:r>
-        <w:rPr>
-          <w:rFonts w:ascii="맑은 고딕" w:eastAsia="맑은 고딕" w:hAnsi="맑은 고딕"/>
-        </w:rPr>
-        <w:t>는 전문가 전용 범용 시뮬레이터가 아니라, 비전문가도 이해 가능한 UI와 설명 가능한 위험 지표를 갖춘 안전 의사결정 지원 도구를 목표로 한다.</w:t>
+        <w:t>궁극적으로 SafeCrowd는 전문가 전용 범용 시뮬레이터가 아니라, 비전문가도 이해 가능한 UI와 설명 가능한 위험 지표를 갖춘 안전 의사결정 지원 도구를 목표로 한다.</w:t>
       </w:r>
     </w:p>
     <w:p>
@@ -886,21 +842,7 @@
         <w:rPr>
           <w:rFonts w:hint="eastAsia"/>
         </w:rPr>
-        <w:t xml:space="preserve">하나의 공간 도면으로 </w:t>
-      </w:r>
-      <w:proofErr w:type="spellStart"/>
-      <w:r>
-        <w:rPr>
-          <w:rFonts w:hint="eastAsia"/>
-        </w:rPr>
-        <w:t>기준안</w:t>
-      </w:r>
-      <w:proofErr w:type="spellEnd"/>
-      <w:r>
-        <w:rPr>
-          <w:rFonts w:hint="eastAsia"/>
-        </w:rPr>
-        <w:t xml:space="preserve"> 1개와 대안 2개 이상을 구성하고 비교할 수 있다.</w:t>
+        <w:t>하나의 공간 도면으로 기준안 1개와 대안 2개 이상을 구성하고 비교할 수 있다.</w:t>
       </w:r>
     </w:p>
     <w:p>
@@ -916,15 +858,7 @@
         <w:pStyle w:val="new1"/>
       </w:pPr>
       <w:r>
-        <w:t xml:space="preserve">총 대피 시간, 90%·95% 대피 시간, 최대 밀도, 압박 위험, 낙상, </w:t>
-      </w:r>
-      <w:proofErr w:type="spellStart"/>
-      <w:r>
-        <w:t>미대피</w:t>
-      </w:r>
-      <w:proofErr w:type="spellEnd"/>
-      <w:r>
-        <w:t xml:space="preserve"> 인원 등 핵심 안전 지표 6종 이상을 자동 산출한다.</w:t>
+        <w:t>총 대피 시간, 90%·95% 대피 시간, 최대 밀도, 압박 위험, 낙상, 미대피 인원 등 핵심 안전 지표 6종 이상을 자동 산출한다.</w:t>
       </w:r>
     </w:p>
     <w:p>
@@ -932,15 +866,7 @@
         <w:pStyle w:val="new1"/>
       </w:pPr>
       <w:r>
-        <w:t xml:space="preserve">위험 </w:t>
-      </w:r>
-      <w:proofErr w:type="spellStart"/>
-      <w:r>
-        <w:t>히트맵으로</w:t>
-      </w:r>
-      <w:proofErr w:type="spellEnd"/>
-      <w:r>
-        <w:t xml:space="preserve"> 시나리오별 위험 구역과 변화 정도를 직관적으로 비교할 수 있다.</w:t>
+        <w:t>위험 히트맵으로 시나리오별 위험 구역과 변화 정도를 직관적으로 비교할 수 있다.</w:t>
       </w:r>
     </w:p>
     <w:p>
@@ -1431,21 +1357,7 @@
               <w:rPr>
                 <w:rFonts w:ascii="맑은 고딕" w:eastAsia="맑은 고딕" w:hAnsi="맑은 고딕"/>
               </w:rPr>
-              <w:t xml:space="preserve">위험 </w:t>
-            </w:r>
-            <w:proofErr w:type="spellStart"/>
-            <w:r>
-              <w:rPr>
-                <w:rFonts w:ascii="맑은 고딕" w:eastAsia="맑은 고딕" w:hAnsi="맑은 고딕"/>
-              </w:rPr>
-              <w:t>히트맵과</w:t>
-            </w:r>
-            <w:proofErr w:type="spellEnd"/>
-            <w:r>
-              <w:rPr>
-                <w:rFonts w:ascii="맑은 고딕" w:eastAsia="맑은 고딕" w:hAnsi="맑은 고딕"/>
-              </w:rPr>
-              <w:t xml:space="preserve"> 비교 지표를 통해 현재 상태와 대안 간 차이를 이해하게 한다.</w:t>
+              <w:t>위험 히트맵과 비교 지표를 통해 현재 상태와 대안 간 차이를 이해하게 한다.</w:t>
             </w:r>
           </w:p>
         </w:tc>
@@ -1850,23 +1762,7 @@
           <w:b w:val="0"/>
           <w:bCs w:val="0"/>
         </w:rPr>
-        <w:t xml:space="preserve">건축·공간 설계자로서 </w:t>
-      </w:r>
-      <w:proofErr w:type="spellStart"/>
-      <w:r>
-        <w:rPr>
-          <w:b w:val="0"/>
-          <w:bCs w:val="0"/>
-        </w:rPr>
-        <w:t>임포트된</w:t>
-      </w:r>
-      <w:proofErr w:type="spellEnd"/>
-      <w:r>
-        <w:rPr>
-          <w:b w:val="0"/>
-          <w:bCs w:val="0"/>
-        </w:rPr>
-        <w:t xml:space="preserve"> 구조에서 어떤 요소가 누락되었고 무엇이 위험한지 검토하고 싶다. 그래야 잘못된 공간 모델로 시뮬레이션을 진행하지 않을 수 있다.</w:t>
+        <w:t>건축·공간 설계자로서 임포트된 구조에서 어떤 요소가 누락되었고 무엇이 위험한지 검토하고 싶다. 그래야 잘못된 공간 모델로 시뮬레이션을 진행하지 않을 수 있다.</w:t>
       </w:r>
     </w:p>
     <w:p>
@@ -1893,13 +1789,8 @@
           <w:numId w:val="30"/>
         </w:numPr>
       </w:pPr>
-      <w:proofErr w:type="spellStart"/>
-      <w:r>
-        <w:t>임포트</w:t>
-      </w:r>
-      <w:proofErr w:type="spellEnd"/>
-      <w:r>
-        <w:t xml:space="preserve"> 결과에 문제가 있을 때, 검토 화면을 열면, 오류와 경고가 구분되어 표시된다.</w:t>
+      <w:r>
+        <w:t>임포트 결과에 문제가 있을 때, 검토 화면을 열면, 오류와 경고가 구분되어 표시된다.</w:t>
       </w:r>
     </w:p>
     <w:p>
@@ -2044,23 +1935,7 @@
           <w:b w:val="0"/>
           <w:bCs w:val="0"/>
         </w:rPr>
-        <w:t xml:space="preserve">시설 관리자로서 </w:t>
-      </w:r>
-      <w:proofErr w:type="spellStart"/>
-      <w:r>
-        <w:rPr>
-          <w:b w:val="0"/>
-          <w:bCs w:val="0"/>
-        </w:rPr>
-        <w:t>임포트</w:t>
-      </w:r>
-      <w:proofErr w:type="spellEnd"/>
-      <w:r>
-        <w:rPr>
-          <w:b w:val="0"/>
-          <w:bCs w:val="0"/>
-        </w:rPr>
-        <w:t xml:space="preserve"> 결과를 수동으로 보정하고 시뮬레이션 가능 상태를 확정하고 싶다. 그래야 실제 도면의 불완전함 때문에 분석을 포기하지 않아도 된다.</w:t>
+        <w:t>시설 관리자로서 임포트 결과를 수동으로 보정하고 시뮬레이션 가능 상태를 확정하고 싶다. 그래야 실제 도면의 불완전함 때문에 분석을 포기하지 않아도 된다.</w:t>
       </w:r>
     </w:p>
     <w:p>
@@ -2087,13 +1962,8 @@
           <w:numId w:val="29"/>
         </w:numPr>
       </w:pPr>
-      <w:proofErr w:type="spellStart"/>
-      <w:r>
-        <w:t>임포트</w:t>
-      </w:r>
-      <w:proofErr w:type="spellEnd"/>
-      <w:r>
-        <w:t xml:space="preserve"> 결과에 누락된 출구나 연결이 있을 때, 사용자가 구역, 연결, 제어 지점을 수정하면, 변경 사항이 레이아웃에 반영된다.</w:t>
+      <w:r>
+        <w:t>임포트 결과에 누락된 출구나 연결이 있을 때, 사용자가 구역, 연결, 제어 지점을 수정하면, 변경 사항이 레이아웃에 반영된다.</w:t>
       </w:r>
     </w:p>
     <w:p>
@@ -2909,23 +2779,7 @@
           <w:b w:val="0"/>
           <w:bCs w:val="0"/>
         </w:rPr>
-        <w:t xml:space="preserve">안전관리자로서 같은 시나리오를 같은 조건으로 다시 실행하거나 여러 번 반복 실행하고 싶다. 그래야 결과가 </w:t>
-      </w:r>
-      <w:proofErr w:type="spellStart"/>
-      <w:r>
-        <w:rPr>
-          <w:b w:val="0"/>
-          <w:bCs w:val="0"/>
-        </w:rPr>
-        <w:t>일관적인지와</w:t>
-      </w:r>
-      <w:proofErr w:type="spellEnd"/>
-      <w:r>
-        <w:rPr>
-          <w:b w:val="0"/>
-          <w:bCs w:val="0"/>
-        </w:rPr>
-        <w:t xml:space="preserve"> 변동 범위를 함께 확인할 수 있다.</w:t>
+        <w:t>안전관리자로서 같은 시나리오를 같은 조건으로 다시 실행하거나 여러 번 반복 실행하고 싶다. 그래야 결과가 일관적인지와 변동 범위를 함께 확인할 수 있다.</w:t>
       </w:r>
     </w:p>
     <w:p>
@@ -3446,15 +3300,7 @@
         </w:numPr>
       </w:pPr>
       <w:r>
-        <w:t xml:space="preserve">압박 위험은 주의, 높음, 매우 </w:t>
-      </w:r>
-      <w:proofErr w:type="spellStart"/>
-      <w:r>
-        <w:t>높음처럼</w:t>
-      </w:r>
-      <w:proofErr w:type="spellEnd"/>
-      <w:r>
-        <w:t xml:space="preserve"> 구분된 수준으로 표시된다.</w:t>
+        <w:t>압박 위험은 주의, 높음, 매우 높음처럼 구분된 수준으로 표시된다.</w:t>
       </w:r>
     </w:p>
     <w:p>
@@ -3841,11 +3687,9 @@
       <w:r>
         <w:t xml:space="preserve"> </w:t>
       </w:r>
-      <w:proofErr w:type="spellStart"/>
       <w:r>
         <w:t>길찾기</w:t>
       </w:r>
-      <w:proofErr w:type="spellEnd"/>
       <w:r>
         <w:t xml:space="preserve"> </w:t>
       </w:r>
@@ -3886,23 +3730,7 @@
           <w:bCs w:val="0"/>
         </w:rPr>
         <w:lastRenderedPageBreak/>
-        <w:t xml:space="preserve">재난 대응 담당자로서 연기나 시야 저하가 </w:t>
-      </w:r>
-      <w:proofErr w:type="spellStart"/>
-      <w:r>
-        <w:rPr>
-          <w:b w:val="0"/>
-          <w:bCs w:val="0"/>
-        </w:rPr>
-        <w:t>길찾기와</w:t>
-      </w:r>
-      <w:proofErr w:type="spellEnd"/>
-      <w:r>
-        <w:rPr>
-          <w:b w:val="0"/>
-          <w:bCs w:val="0"/>
-        </w:rPr>
-        <w:t xml:space="preserve"> 이동 성능에 미치는 영향을 반영하고 싶다. 그래야 평시 시나리오와 비상 시나리오를 같은 조건으로 비교하지 않게 된다.</w:t>
+        <w:t>재난 대응 담당자로서 연기나 시야 저하가 길찾기와 이동 성능에 미치는 영향을 반영하고 싶다. 그래야 평시 시나리오와 비상 시나리오를 같은 조건으로 비교하지 않게 된다.</w:t>
       </w:r>
     </w:p>
     <w:p>
@@ -4050,11 +3878,9 @@
       <w:r>
         <w:t xml:space="preserve"> </w:t>
       </w:r>
-      <w:proofErr w:type="spellStart"/>
       <w:r>
         <w:t>히트맵</w:t>
       </w:r>
-      <w:proofErr w:type="spellEnd"/>
       <w:r>
         <w:t xml:space="preserve"> </w:t>
       </w:r>
@@ -4088,23 +3914,7 @@
           <w:b w:val="0"/>
           <w:bCs w:val="0"/>
         </w:rPr>
-        <w:t xml:space="preserve">건축·공간 설계자로서 위험이 집중되는 위치를 </w:t>
-      </w:r>
-      <w:proofErr w:type="spellStart"/>
-      <w:r>
-        <w:rPr>
-          <w:b w:val="0"/>
-          <w:bCs w:val="0"/>
-        </w:rPr>
-        <w:t>히트맵으로</w:t>
-      </w:r>
-      <w:proofErr w:type="spellEnd"/>
-      <w:r>
-        <w:rPr>
-          <w:b w:val="0"/>
-          <w:bCs w:val="0"/>
-        </w:rPr>
-        <w:t xml:space="preserve"> 보고 싶다. 그래야 숫자만으로는 놓치기 쉬운 위험 구역을 직관적으로 파악할 수 있다.</w:t>
+        <w:t>건축·공간 설계자로서 위험이 집중되는 위치를 히트맵으로 보고 싶다. 그래야 숫자만으로는 놓치기 쉬운 위험 구역을 직관적으로 파악할 수 있다.</w:t>
       </w:r>
     </w:p>
     <w:p>
@@ -4132,15 +3942,7 @@
         </w:numPr>
       </w:pPr>
       <w:r>
-        <w:t xml:space="preserve">시뮬레이션이 실행 중이거나 종료되면, 사용자가 표시 항목을 선택하면, 해당 </w:t>
-      </w:r>
-      <w:proofErr w:type="spellStart"/>
-      <w:r>
-        <w:t>히트맵을</w:t>
-      </w:r>
-      <w:proofErr w:type="spellEnd"/>
-      <w:r>
-        <w:t xml:space="preserve"> 볼 수 있다.</w:t>
+        <w:t>시뮬레이션이 실행 중이거나 종료되면, 사용자가 표시 항목을 선택하면, 해당 히트맵을 볼 수 있다.</w:t>
       </w:r>
     </w:p>
     <w:p>
@@ -4164,15 +3966,7 @@
         </w:numPr>
       </w:pPr>
       <w:r>
-        <w:t xml:space="preserve">위험이 집중된 구역이 있으면, </w:t>
-      </w:r>
-      <w:proofErr w:type="spellStart"/>
-      <w:r>
-        <w:t>히트맵을</w:t>
-      </w:r>
-      <w:proofErr w:type="spellEnd"/>
-      <w:r>
-        <w:t xml:space="preserve"> 보면, 위치와 강도가 색상 단계로 구분된다.</w:t>
+        <w:t>위험이 집중된 구역이 있으면, 히트맵을 보면, 위치와 강도가 색상 단계로 구분된다.</w:t>
       </w:r>
     </w:p>
     <w:p>
@@ -4184,15 +3978,7 @@
         </w:numPr>
       </w:pPr>
       <w:r>
-        <w:t xml:space="preserve">시나리오가 다르면, 각 </w:t>
-      </w:r>
-      <w:proofErr w:type="spellStart"/>
-      <w:r>
-        <w:t>히트맵을</w:t>
-      </w:r>
-      <w:proofErr w:type="spellEnd"/>
-      <w:r>
-        <w:t xml:space="preserve"> 비교하면, 위험 구역의 위치와 강도 차이를 확인할 수 있다.</w:t>
+        <w:t>시나리오가 다르면, 각 히트맵을 비교하면, 위험 구역의 위치와 강도 차이를 확인할 수 있다.</w:t>
       </w:r>
     </w:p>
     <w:p>
@@ -4317,15 +4103,7 @@
         </w:numPr>
       </w:pPr>
       <w:r>
-        <w:t xml:space="preserve">시뮬레이션이 완료되면, 결과 요약을 열면, 총 대피 시간, 전체 인원의 50%, 90%, 95%가 대피를 마친 시점의 시간, </w:t>
-      </w:r>
-      <w:proofErr w:type="spellStart"/>
-      <w:r>
-        <w:t>미대피</w:t>
-      </w:r>
-      <w:proofErr w:type="spellEnd"/>
-      <w:r>
-        <w:t xml:space="preserve"> 인원, 최대 밀도 등을 확인할 수 있다.</w:t>
+        <w:t>시뮬레이션이 완료되면, 결과 요약을 열면, 총 대피 시간, 전체 인원의 50%, 90%, 95%가 대피를 마친 시점의 시간, 미대피 인원, 최대 밀도 등을 확인할 수 있다.</w:t>
       </w:r>
     </w:p>
     <w:p>
@@ -4349,23 +4127,7 @@
         </w:numPr>
       </w:pPr>
       <w:r>
-        <w:t xml:space="preserve">반복 실행 결과가 있으면, 요약을 확인하면, 단일 </w:t>
-      </w:r>
-      <w:proofErr w:type="spellStart"/>
-      <w:r>
-        <w:t>실행값과</w:t>
-      </w:r>
-      <w:proofErr w:type="spellEnd"/>
-      <w:r>
-        <w:t xml:space="preserve"> </w:t>
-      </w:r>
-      <w:proofErr w:type="spellStart"/>
-      <w:r>
-        <w:t>집계값을</w:t>
-      </w:r>
-      <w:proofErr w:type="spellEnd"/>
-      <w:r>
-        <w:t xml:space="preserve"> 구분해서 볼 수 있다.</w:t>
+        <w:t>반복 실행 결과가 있으면, 요약을 확인하면, 단일 실행값과 집계값을 구분해서 볼 수 있다.</w:t>
       </w:r>
     </w:p>
     <w:p>
@@ -16184,7 +15946,7 @@
       <w:textAlignment w:val="baseline"/>
     </w:pPr>
     <w:rPr>
-      <w:rFonts w:ascii="함초롬바탕" w:eastAsia="굴림" w:hAnsi="굴림" w:cs="굴림"/>
+      <w:rFonts w:ascii="HCR Batang" w:eastAsia="Gulim" w:hAnsi="Gulim" w:cs="Gulim"/>
       <w:color w:val="000000"/>
       <w:kern w:val="0"/>
       <w:szCs w:val="20"/>
@@ -16200,7 +15962,7 @@
       <w:textAlignment w:val="baseline"/>
     </w:pPr>
     <w:rPr>
-      <w:rFonts w:eastAsia="굴림" w:hAnsi="굴림" w:cs="굴림"/>
+      <w:rFonts w:eastAsia="Gulim" w:hAnsi="Gulim" w:cs="Gulim"/>
       <w:color w:val="000000"/>
       <w:spacing w:val="-20"/>
       <w:szCs w:val="20"/>
@@ -16254,7 +16016,7 @@
       <w:jc w:val="left"/>
     </w:pPr>
     <w:rPr>
-      <w:rFonts w:ascii="맑은 고딕" w:eastAsia="맑은 고딕" w:hAnsi="맑은 고딕" w:cs="굴림"/>
+      <w:rFonts w:ascii="맑은 고딕" w:eastAsia="맑은 고딕" w:hAnsi="맑은 고딕" w:cs="Gulim"/>
       <w:kern w:val="0"/>
       <w:sz w:val="22"/>
     </w:rPr>
@@ -16282,7 +16044,7 @@
     <w:link w:val="new1"/>
     <w:rsid w:val="001940D1"/>
     <w:rPr>
-      <w:rFonts w:ascii="맑은 고딕" w:eastAsia="맑은 고딕" w:hAnsi="맑은 고딕" w:cs="굴림"/>
+      <w:rFonts w:ascii="맑은 고딕" w:eastAsia="맑은 고딕" w:hAnsi="맑은 고딕" w:cs="Gulim"/>
       <w:sz w:val="22"/>
       <w:szCs w:val="24"/>
     </w:rPr>
@@ -16292,7 +16054,7 @@
     <w:link w:val="userstorystyle"/>
     <w:rsid w:val="008B2942"/>
     <w:rPr>
-      <w:rFonts w:ascii="맑은 고딕" w:eastAsia="맑은 고딕" w:hAnsi="맑은 고딕" w:cs="굴림"/>
+      <w:rFonts w:ascii="맑은 고딕" w:eastAsia="맑은 고딕" w:hAnsi="맑은 고딕" w:cs="Gulim"/>
       <w:b/>
       <w:bCs/>
       <w:sz w:val="22"/>
@@ -16312,7 +16074,7 @@
       <w:jc w:val="left"/>
     </w:pPr>
     <w:rPr>
-      <w:rFonts w:ascii="굴림" w:eastAsia="굴림" w:hAnsi="굴림" w:cs="굴림"/>
+      <w:rFonts w:ascii="Gulim" w:eastAsia="Gulim" w:hAnsi="Gulim" w:cs="Gulim"/>
       <w:kern w:val="0"/>
       <w:sz w:val="24"/>
     </w:rPr>
